--- a/rapports/2026-06-06/EQ9/EQ9_sup_v2/DR_031101000010/35-96-74-50.docx
+++ b/rapports/2026-06-06/EQ9/EQ9_sup_v2/DR_031101000010/35-96-74-50.docx
@@ -297,7 +297,7 @@
           <w:color w:val="1F6FEB"/>
           <w:sz w:val="22"/>
         </w:rPr>
-        <w:t>⚠ INCOHÉRENCES À CORRIGER (51)</w:t>
+        <w:t>⚠ INCOHÉRENCES À CORRIGER (45)</w:t>
       </w:r>
     </w:p>
     <w:tbl>
@@ -485,7 +485,7 @@
                 <w:i w:val="0"/>
                 <w:sz w:val="17"/>
               </w:rPr>
-              <w:t>Incohérence!!! seulement les écoles privées paient les frais de scolarité (y compris les frais d'inscription).</w:t>
+              <w:t>Incoherent!!! Le niveau d'études suivi par Seynabou Thiaw  au cours de l'année 2024/2025 est Primaire ou son niveau d'études le plus élevé atteint est  mais il déclare en 2.11 qu'il a obtenu comme résultat le Diplômé, études achevées.</w:t>
             </w:r>
           </w:p>
         </w:tc>
@@ -544,7 +544,7 @@
                 <w:color w:val="16A34A"/>
                 <w:sz w:val="16"/>
               </w:rPr>
-              <w:t>s01q32, s01q36, s01q38, s04q37_modif, s02q33, s02q34, s01q00b</w:t>
+              <w:t>—</w:t>
             </w:r>
           </w:p>
         </w:tc>
@@ -575,7 +575,7 @@
                 <w:i w:val="0"/>
                 <w:sz w:val="17"/>
               </w:rPr>
-              <w:t>Peu probable!!! Vu l'âge (18 ans) de CHEIKH THIAW ou l'année à laquelle CHEIKH THIAW a fréquenté l'école pour la dernière fois (.) le dernier diplome de CHEIKH THIAW ne peut être le Certificat d'études primaires (CEP), prière de corriger cette incohérence ou confirmer avec le QG.</w:t>
+              <w:t>Prière de corriger cette incoherence en 2.11.</w:t>
             </w:r>
           </w:p>
         </w:tc>
@@ -634,7 +634,7 @@
                 <w:color w:val="16A34A"/>
                 <w:sz w:val="16"/>
               </w:rPr>
-              <w:t>—</w:t>
+              <w:t>s01q32, s01q36, s01q38, s04q37_modif, s02q33, s02q34, s01q00b</w:t>
             </w:r>
           </w:p>
         </w:tc>
@@ -665,7 +665,7 @@
                 <w:i w:val="0"/>
                 <w:sz w:val="17"/>
               </w:rPr>
-              <w:t>Incoherent!!! Le niveau d'études suivi par Seynabou Thiaw  au cours de l'année 2024/2025 est Primaire ou son niveau d'études le plus élevé atteint est  mais il déclare en 2.11 qu'il a obtenu comme résultat le Diplômé, études achevées.</w:t>
+              <w:t>Peu probable!!! Vu l'âge (18 ans) de CHEIKH THIAW ou l'année à laquelle CHEIKH THIAW a fréquenté l'école pour la dernière fois (.) le dernier diplome de CHEIKH THIAW ne peut être le Certificat d'études primaires (CEP), prière de corriger cette incohérence ou confirmer avec le QG.</w:t>
             </w:r>
           </w:p>
         </w:tc>
@@ -680,10 +680,10 @@
               <w:rPr>
                 <w:b/>
                 <w:i w:val="0"/>
-                <w:color w:val="DC2626"/>
+                <w:color w:val="EA580C"/>
                 <w:sz w:val="16"/>
               </w:rPr>
-              <w:t>Haute</w:t>
+              <w:t>Moyenne</w:t>
             </w:r>
           </w:p>
         </w:tc>
@@ -698,7 +698,7 @@
                 <w:i w:val="0"/>
                 <w:sz w:val="16"/>
               </w:rPr>
-              <w:t>S02</w:t>
+              <w:t>S00</w:t>
               <w:br/>
             </w:r>
             <w:r>
@@ -708,7 +708,7 @@
                 <w:color w:val="64748B"/>
                 <w:sz w:val="14"/>
               </w:rPr>
-              <w:t>Éducation</w:t>
+              <w:t>Identification</w:t>
             </w:r>
           </w:p>
         </w:tc>
@@ -724,7 +724,7 @@
                 <w:color w:val="16A34A"/>
                 <w:sz w:val="16"/>
               </w:rPr>
-              <w:t>—</w:t>
+              <w:t>s00q27</w:t>
             </w:r>
           </w:p>
         </w:tc>
@@ -755,7 +755,7 @@
                 <w:i w:val="0"/>
                 <w:sz w:val="17"/>
               </w:rPr>
-              <w:t>Prière de corriger cette incoherence en 2.11.</w:t>
+              <w:t>Le questionnaire semble ne pas être complètement fini mais le questionnaire est en statut complet, prière de compléter le questionnaire.</w:t>
             </w:r>
           </w:p>
         </w:tc>
@@ -814,7 +814,7 @@
                 <w:color w:val="16A34A"/>
                 <w:sz w:val="16"/>
               </w:rPr>
-              <w:t>s00q27</w:t>
+              <w:t>—</w:t>
             </w:r>
           </w:p>
         </w:tc>
@@ -845,7 +845,7 @@
                 <w:i w:val="0"/>
                 <w:sz w:val="17"/>
               </w:rPr>
-              <w:t>Le questionnaire semble ne pas être complètement fini mais le questionnaire est en statut complet, prière de compléter le questionnaire.</w:t>
+              <w:t>L'adresse ou la localisation du ménage doit être bien renseignée, ne doit pas contenir des numéros de téléphone et elle semble courte pour être une adresse.</w:t>
             </w:r>
           </w:p>
         </w:tc>
@@ -935,7 +935,7 @@
                 <w:i w:val="0"/>
                 <w:sz w:val="17"/>
               </w:rPr>
-              <w:t>L'adresse ou la localisation du ménage doit être bien renseignée, ne doit pas contenir des numéros de téléphone et elle semble courte pour être une adresse.</w:t>
+              <w:t>Prière de renseigner la bonne adresse.</w:t>
             </w:r>
           </w:p>
         </w:tc>
@@ -968,7 +968,7 @@
                 <w:i w:val="0"/>
                 <w:sz w:val="16"/>
               </w:rPr>
-              <w:t>S00</w:t>
+              <w:t>S01</w:t>
               <w:br/>
             </w:r>
             <w:r>
@@ -978,7 +978,7 @@
                 <w:color w:val="64748B"/>
                 <w:sz w:val="14"/>
               </w:rPr>
-              <w:t>Identification</w:t>
+              <w:t>Démographie</w:t>
             </w:r>
           </w:p>
         </w:tc>
@@ -994,7 +994,7 @@
                 <w:color w:val="16A34A"/>
                 <w:sz w:val="16"/>
               </w:rPr>
-              <w:t>—</w:t>
+              <w:t>s01q41a, s01q00b</w:t>
             </w:r>
           </w:p>
         </w:tc>
@@ -1025,7 +1025,7 @@
                 <w:i w:val="0"/>
                 <w:sz w:val="17"/>
               </w:rPr>
-              <w:t>Prière de renseigner la bonne adresse.</w:t>
+              <w:t>Attention ! Le montant (9000 Fcfa) dépensé ou reçu en cadeau pour les recharges internet ou de forfaits de données mobiles(hors appels vocaux), aucours des 30 derniers jours de  Pape Imame Diop Thiaw est relativement élevé par rapport aux autres montants depansés observés dans cette zone.</w:t>
             </w:r>
           </w:p>
         </w:tc>
@@ -1084,7 +1084,7 @@
                 <w:color w:val="16A34A"/>
                 <w:sz w:val="16"/>
               </w:rPr>
-              <w:t>s01q41a, s01q00b</w:t>
+              <w:t>—</w:t>
             </w:r>
           </w:p>
         </w:tc>
@@ -1115,7 +1115,7 @@
                 <w:i w:val="0"/>
                 <w:sz w:val="17"/>
               </w:rPr>
-              <w:t>Attention ! Le montant (9000 Fcfa) dépensé ou reçu en cadeau pour les recharges internet ou de forfaits de données mobiles(hors appels vocaux), aucours des 30 derniers jours de  Pape Imame Diop Thiaw est relativement élevé par rapport aux autres montants depansés observés dans cette zone.</w:t>
+              <w:t>Prière de corriger ou de confirmer avec le QG.</w:t>
             </w:r>
           </w:p>
         </w:tc>
@@ -1174,7 +1174,7 @@
                 <w:color w:val="16A34A"/>
                 <w:sz w:val="16"/>
               </w:rPr>
-              <w:t>—</w:t>
+              <w:t>s01q10_1</w:t>
             </w:r>
           </w:p>
         </w:tc>
@@ -1205,7 +1205,7 @@
                 <w:i w:val="0"/>
                 <w:sz w:val="17"/>
               </w:rPr>
-              <w:t>Prière de corriger ou de confirmer avec le QG.</w:t>
+              <w:t>La taille du ménage lors de l'enquête principale (8) de ce ménage est inférieur à la taille du denombrement (10), prière de fournir des explications concrètes ou aller revisiter le ménage.</w:t>
             </w:r>
           </w:p>
         </w:tc>
@@ -1238,7 +1238,7 @@
                 <w:i w:val="0"/>
                 <w:sz w:val="16"/>
               </w:rPr>
-              <w:t>S01</w:t>
+              <w:t>S02</w:t>
               <w:br/>
             </w:r>
             <w:r>
@@ -1248,7 +1248,7 @@
                 <w:color w:val="64748B"/>
                 <w:sz w:val="14"/>
               </w:rPr>
-              <w:t>Démographie</w:t>
+              <w:t>Éducation</w:t>
             </w:r>
           </w:p>
         </w:tc>
@@ -1264,7 +1264,7 @@
                 <w:color w:val="16A34A"/>
                 <w:sz w:val="16"/>
               </w:rPr>
-              <w:t>s00q27, s01q03a, s01q03b, s01q03c, s01q00b</w:t>
+              <w:t>s01q63, s00q04, s02q25, s01q00b, s02q17_2, s02q15_2</w:t>
             </w:r>
           </w:p>
         </w:tc>
@@ -1295,547 +1295,7 @@
                 <w:i w:val="0"/>
                 <w:sz w:val="17"/>
               </w:rPr>
-              <w:t>Les informations sur l'acte de naissance (ni Jours, ni mois et ni années) de  Maguette Diouf  manquent, s'il vous plait pouvez-vous fournir d'effort pour avoir ces informations.</w:t>
-            </w:r>
-          </w:p>
-        </w:tc>
-      </w:tr>
-      <w:tr>
-        <w:tc>
-          <w:tcPr>
-            <w:tcW w:type="dxa" w:w="964"/>
-          </w:tcPr>
-          <w:p>
-            <w:r>
-              <w:rPr>
-                <w:b/>
-                <w:i w:val="0"/>
-                <w:color w:val="EA580C"/>
-                <w:sz w:val="16"/>
-              </w:rPr>
-              <w:t>Moyenne</w:t>
-            </w:r>
-          </w:p>
-        </w:tc>
-        <w:tc>
-          <w:tcPr>
-            <w:tcW w:type="dxa" w:w="1247"/>
-          </w:tcPr>
-          <w:p>
-            <w:r>
-              <w:rPr>
-                <w:b/>
-                <w:i w:val="0"/>
-                <w:sz w:val="16"/>
-              </w:rPr>
-              <w:t>S01</w:t>
-              <w:br/>
-            </w:r>
-            <w:r>
-              <w:rPr>
-                <w:b w:val="0"/>
-                <w:i w:val="0"/>
-                <w:color w:val="64748B"/>
-                <w:sz w:val="14"/>
-              </w:rPr>
-              <w:t>Démographie</w:t>
-            </w:r>
-          </w:p>
-        </w:tc>
-        <w:tc>
-          <w:tcPr>
-            <w:tcW w:type="dxa" w:w="1531"/>
-          </w:tcPr>
-          <w:p>
-            <w:r>
-              <w:rPr>
-                <w:b/>
-                <w:i w:val="0"/>
-                <w:color w:val="16A34A"/>
-                <w:sz w:val="16"/>
-              </w:rPr>
-              <w:t>s00q27, s01q03a, s01q03b, s01q03c, s01q00b</w:t>
-            </w:r>
-          </w:p>
-        </w:tc>
-        <w:tc>
-          <w:tcPr>
-            <w:tcW w:type="dxa" w:w="1191"/>
-          </w:tcPr>
-          <w:p>
-            <w:r>
-              <w:rPr>
-                <w:b w:val="0"/>
-                <w:i w:val="0"/>
-                <w:color w:val="64748B"/>
-                <w:sz w:val="16"/>
-              </w:rPr>
-              <w:t>GT-CQ</w:t>
-            </w:r>
-          </w:p>
-        </w:tc>
-        <w:tc>
-          <w:tcPr>
-            <w:tcW w:type="dxa" w:w="4706"/>
-          </w:tcPr>
-          <w:p>
-            <w:r>
-              <w:rPr>
-                <w:b w:val="0"/>
-                <w:i w:val="0"/>
-                <w:sz w:val="17"/>
-              </w:rPr>
-              <w:t>Les informations sur l'acte de naissance (ni Jours, ni mois et ni années) de  Mohamed Thiaw  manquent, s'il vous plait pouvez-vous fournir d'effort pour avoir ces informations.</w:t>
-            </w:r>
-          </w:p>
-        </w:tc>
-      </w:tr>
-      <w:tr>
-        <w:tc>
-          <w:tcPr>
-            <w:tcW w:type="dxa" w:w="964"/>
-          </w:tcPr>
-          <w:p>
-            <w:r>
-              <w:rPr>
-                <w:b/>
-                <w:i w:val="0"/>
-                <w:color w:val="EA580C"/>
-                <w:sz w:val="16"/>
-              </w:rPr>
-              <w:t>Moyenne</w:t>
-            </w:r>
-          </w:p>
-        </w:tc>
-        <w:tc>
-          <w:tcPr>
-            <w:tcW w:type="dxa" w:w="1247"/>
-          </w:tcPr>
-          <w:p>
-            <w:r>
-              <w:rPr>
-                <w:b/>
-                <w:i w:val="0"/>
-                <w:sz w:val="16"/>
-              </w:rPr>
-              <w:t>S01</w:t>
-              <w:br/>
-            </w:r>
-            <w:r>
-              <w:rPr>
-                <w:b w:val="0"/>
-                <w:i w:val="0"/>
-                <w:color w:val="64748B"/>
-                <w:sz w:val="14"/>
-              </w:rPr>
-              <w:t>Démographie</w:t>
-            </w:r>
-          </w:p>
-        </w:tc>
-        <w:tc>
-          <w:tcPr>
-            <w:tcW w:type="dxa" w:w="1531"/>
-          </w:tcPr>
-          <w:p>
-            <w:r>
-              <w:rPr>
-                <w:b/>
-                <w:i w:val="0"/>
-                <w:color w:val="16A34A"/>
-                <w:sz w:val="16"/>
-              </w:rPr>
-              <w:t>s00q27, s01q03a, s01q03b, s01q03c, s01q00b</w:t>
-            </w:r>
-          </w:p>
-        </w:tc>
-        <w:tc>
-          <w:tcPr>
-            <w:tcW w:type="dxa" w:w="1191"/>
-          </w:tcPr>
-          <w:p>
-            <w:r>
-              <w:rPr>
-                <w:b w:val="0"/>
-                <w:i w:val="0"/>
-                <w:color w:val="64748B"/>
-                <w:sz w:val="16"/>
-              </w:rPr>
-              <w:t>GT-CQ</w:t>
-            </w:r>
-          </w:p>
-        </w:tc>
-        <w:tc>
-          <w:tcPr>
-            <w:tcW w:type="dxa" w:w="4706"/>
-          </w:tcPr>
-          <w:p>
-            <w:r>
-              <w:rPr>
-                <w:b w:val="0"/>
-                <w:i w:val="0"/>
-                <w:sz w:val="17"/>
-              </w:rPr>
-              <w:t>Les informations sur l'acte de naissance (ni Jours, ni mois et ni années) de  Seynabou Thiaw  manquent, s'il vous plait pouvez-vous fournir d'effort pour avoir ces informations.</w:t>
-            </w:r>
-          </w:p>
-        </w:tc>
-      </w:tr>
-      <w:tr>
-        <w:tc>
-          <w:tcPr>
-            <w:tcW w:type="dxa" w:w="964"/>
-          </w:tcPr>
-          <w:p>
-            <w:r>
-              <w:rPr>
-                <w:b/>
-                <w:i w:val="0"/>
-                <w:color w:val="EA580C"/>
-                <w:sz w:val="16"/>
-              </w:rPr>
-              <w:t>Moyenne</w:t>
-            </w:r>
-          </w:p>
-        </w:tc>
-        <w:tc>
-          <w:tcPr>
-            <w:tcW w:type="dxa" w:w="1247"/>
-          </w:tcPr>
-          <w:p>
-            <w:r>
-              <w:rPr>
-                <w:b/>
-                <w:i w:val="0"/>
-                <w:sz w:val="16"/>
-              </w:rPr>
-              <w:t>S01</w:t>
-              <w:br/>
-            </w:r>
-            <w:r>
-              <w:rPr>
-                <w:b w:val="0"/>
-                <w:i w:val="0"/>
-                <w:color w:val="64748B"/>
-                <w:sz w:val="14"/>
-              </w:rPr>
-              <w:t>Démographie</w:t>
-            </w:r>
-          </w:p>
-        </w:tc>
-        <w:tc>
-          <w:tcPr>
-            <w:tcW w:type="dxa" w:w="1531"/>
-          </w:tcPr>
-          <w:p>
-            <w:r>
-              <w:rPr>
-                <w:b/>
-                <w:i w:val="0"/>
-                <w:color w:val="16A34A"/>
-                <w:sz w:val="16"/>
-              </w:rPr>
-              <w:t>s01q10_1</w:t>
-            </w:r>
-          </w:p>
-        </w:tc>
-        <w:tc>
-          <w:tcPr>
-            <w:tcW w:type="dxa" w:w="1191"/>
-          </w:tcPr>
-          <w:p>
-            <w:r>
-              <w:rPr>
-                <w:b w:val="0"/>
-                <w:i w:val="0"/>
-                <w:color w:val="64748B"/>
-                <w:sz w:val="16"/>
-              </w:rPr>
-              <w:t>GT-CQ</w:t>
-            </w:r>
-          </w:p>
-        </w:tc>
-        <w:tc>
-          <w:tcPr>
-            <w:tcW w:type="dxa" w:w="4706"/>
-          </w:tcPr>
-          <w:p>
-            <w:r>
-              <w:rPr>
-                <w:b w:val="0"/>
-                <w:i w:val="0"/>
-                <w:sz w:val="17"/>
-              </w:rPr>
-              <w:t>La taille du ménage lors de l'enquête principale (8) de ce ménage est inférieur à la taille du denombrement (10), prière de fournir des explications concrètes ou aller revisiter le ménage.</w:t>
-            </w:r>
-          </w:p>
-        </w:tc>
-      </w:tr>
-      <w:tr>
-        <w:tc>
-          <w:tcPr>
-            <w:tcW w:type="dxa" w:w="964"/>
-          </w:tcPr>
-          <w:p>
-            <w:r>
-              <w:rPr>
-                <w:b/>
-                <w:i w:val="0"/>
-                <w:color w:val="EA580C"/>
-                <w:sz w:val="16"/>
-              </w:rPr>
-              <w:t>Moyenne</w:t>
-            </w:r>
-          </w:p>
-        </w:tc>
-        <w:tc>
-          <w:tcPr>
-            <w:tcW w:type="dxa" w:w="1247"/>
-          </w:tcPr>
-          <w:p>
-            <w:r>
-              <w:rPr>
-                <w:b/>
-                <w:i w:val="0"/>
-                <w:sz w:val="16"/>
-              </w:rPr>
-              <w:t>S02</w:t>
-              <w:br/>
-            </w:r>
-            <w:r>
-              <w:rPr>
-                <w:b w:val="0"/>
-                <w:i w:val="0"/>
-                <w:color w:val="64748B"/>
-                <w:sz w:val="14"/>
-              </w:rPr>
-              <w:t>Éducation</w:t>
-            </w:r>
-          </w:p>
-        </w:tc>
-        <w:tc>
-          <w:tcPr>
-            <w:tcW w:type="dxa" w:w="1531"/>
-          </w:tcPr>
-          <w:p>
-            <w:r>
-              <w:rPr>
-                <w:b/>
-                <w:i w:val="0"/>
-                <w:color w:val="16A34A"/>
-                <w:sz w:val="16"/>
-              </w:rPr>
-              <w:t>—</w:t>
-            </w:r>
-          </w:p>
-        </w:tc>
-        <w:tc>
-          <w:tcPr>
-            <w:tcW w:type="dxa" w:w="1191"/>
-          </w:tcPr>
-          <w:p>
-            <w:r>
-              <w:rPr>
-                <w:b w:val="0"/>
-                <w:i w:val="0"/>
-                <w:color w:val="64748B"/>
-                <w:sz w:val="16"/>
-              </w:rPr>
-              <w:t>GT-CQ</w:t>
-            </w:r>
-          </w:p>
-        </w:tc>
-        <w:tc>
-          <w:tcPr>
-            <w:tcW w:type="dxa" w:w="4706"/>
-          </w:tcPr>
-          <w:p>
-            <w:r>
-              <w:rPr>
-                <w:b w:val="0"/>
-                <w:i w:val="0"/>
-                <w:sz w:val="17"/>
-              </w:rPr>
-              <w:t>veuillez, s'il vous plait, confirmer les frais de scolarité ( 25000 FCFA) payée de Adama Thiaw avec le QG ou apporter les corrections nécessaires.</w:t>
-            </w:r>
-          </w:p>
-        </w:tc>
-      </w:tr>
-      <w:tr>
-        <w:tc>
-          <w:tcPr>
-            <w:tcW w:type="dxa" w:w="964"/>
-          </w:tcPr>
-          <w:p>
-            <w:r>
-              <w:rPr>
-                <w:b/>
-                <w:i w:val="0"/>
-                <w:color w:val="EA580C"/>
-                <w:sz w:val="16"/>
-              </w:rPr>
-              <w:t>Moyenne</w:t>
-            </w:r>
-          </w:p>
-        </w:tc>
-        <w:tc>
-          <w:tcPr>
-            <w:tcW w:type="dxa" w:w="1247"/>
-          </w:tcPr>
-          <w:p>
-            <w:r>
-              <w:rPr>
-                <w:b/>
-                <w:i w:val="0"/>
-                <w:sz w:val="16"/>
-              </w:rPr>
-              <w:t>S02</w:t>
-              <w:br/>
-            </w:r>
-            <w:r>
-              <w:rPr>
-                <w:b w:val="0"/>
-                <w:i w:val="0"/>
-                <w:color w:val="64748B"/>
-                <w:sz w:val="14"/>
-              </w:rPr>
-              <w:t>Éducation</w:t>
-            </w:r>
-          </w:p>
-        </w:tc>
-        <w:tc>
-          <w:tcPr>
-            <w:tcW w:type="dxa" w:w="1531"/>
-          </w:tcPr>
-          <w:p>
-            <w:r>
-              <w:rPr>
-                <w:b/>
-                <w:i w:val="0"/>
-                <w:color w:val="16A34A"/>
-                <w:sz w:val="16"/>
-              </w:rPr>
-              <w:t>s01q63, s00q04, s02q25, s01q00b, s02q17_2, s02q15_2</w:t>
-            </w:r>
-          </w:p>
-        </w:tc>
-        <w:tc>
-          <w:tcPr>
-            <w:tcW w:type="dxa" w:w="1191"/>
-          </w:tcPr>
-          <w:p>
-            <w:r>
-              <w:rPr>
-                <w:b w:val="0"/>
-                <w:i w:val="0"/>
-                <w:color w:val="64748B"/>
-                <w:sz w:val="16"/>
-              </w:rPr>
-              <w:t>GT-CQ</w:t>
-            </w:r>
-          </w:p>
-        </w:tc>
-        <w:tc>
-          <w:tcPr>
-            <w:tcW w:type="dxa" w:w="4706"/>
-          </w:tcPr>
-          <w:p>
-            <w:r>
-              <w:rPr>
-                <w:b w:val="0"/>
-                <w:i w:val="0"/>
-                <w:sz w:val="17"/>
-              </w:rPr>
               <w:t>Dans les milieux urbains c'est peu probable de voir une école dont les élèves ou étudiants ne dépensent pas en frais d'uniformes, prière de verifier pour Adama Thiaw qui fréquente 3ème année de Secondaire 2 Général et corriger ou confirmer avec le QG.</w:t>
-            </w:r>
-          </w:p>
-        </w:tc>
-      </w:tr>
-      <w:tr>
-        <w:tc>
-          <w:tcPr>
-            <w:tcW w:type="dxa" w:w="964"/>
-          </w:tcPr>
-          <w:p>
-            <w:r>
-              <w:rPr>
-                <w:b/>
-                <w:i w:val="0"/>
-                <w:color w:val="EA580C"/>
-                <w:sz w:val="16"/>
-              </w:rPr>
-              <w:t>Moyenne</w:t>
-            </w:r>
-          </w:p>
-        </w:tc>
-        <w:tc>
-          <w:tcPr>
-            <w:tcW w:type="dxa" w:w="1247"/>
-          </w:tcPr>
-          <w:p>
-            <w:r>
-              <w:rPr>
-                <w:b/>
-                <w:i w:val="0"/>
-                <w:sz w:val="16"/>
-              </w:rPr>
-              <w:t>S02</w:t>
-              <w:br/>
-            </w:r>
-            <w:r>
-              <w:rPr>
-                <w:b w:val="0"/>
-                <w:i w:val="0"/>
-                <w:color w:val="64748B"/>
-                <w:sz w:val="14"/>
-              </w:rPr>
-              <w:t>Éducation</w:t>
-            </w:r>
-          </w:p>
-        </w:tc>
-        <w:tc>
-          <w:tcPr>
-            <w:tcW w:type="dxa" w:w="1531"/>
-          </w:tcPr>
-          <w:p>
-            <w:r>
-              <w:rPr>
-                <w:b/>
-                <w:i w:val="0"/>
-                <w:color w:val="16A34A"/>
-                <w:sz w:val="16"/>
-              </w:rPr>
-              <w:t>—</w:t>
-            </w:r>
-          </w:p>
-        </w:tc>
-        <w:tc>
-          <w:tcPr>
-            <w:tcW w:type="dxa" w:w="1191"/>
-          </w:tcPr>
-          <w:p>
-            <w:r>
-              <w:rPr>
-                <w:b w:val="0"/>
-                <w:i w:val="0"/>
-                <w:color w:val="64748B"/>
-                <w:sz w:val="16"/>
-              </w:rPr>
-              <w:t>GT-CQ</w:t>
-            </w:r>
-          </w:p>
-        </w:tc>
-        <w:tc>
-          <w:tcPr>
-            <w:tcW w:type="dxa" w:w="4706"/>
-          </w:tcPr>
-          <w:p>
-            <w:r>
-              <w:rPr>
-                <w:b w:val="0"/>
-                <w:i w:val="0"/>
-                <w:sz w:val="17"/>
-              </w:rPr>
-              <w:t>veuillez, s'il vous plait, confirmer les frais de scolarité ( 37500 FCFA) payée de CHEIKH THIAW avec le QG ou apporter les corrections nécessaires.</w:t>
             </w:r>
           </w:p>
         </w:tc>
